--- a/Data Cleaning and Preparation/Data Cleaning and Preparation Notes.docx
+++ b/Data Cleaning and Preparation/Data Cleaning and Preparation Notes.docx
@@ -75,25 +75,23 @@
           <w:szCs w:val="72"/>
           <w:lang w:val="en-US"/>
         </w:rPr>
-        <w:t xml:space="preserve">Steps Taken </w:t>
-      </w:r>
-      <w:proofErr w:type="gramStart"/>
+        <w:t>Steps Taken For</w:t>
+      </w:r>
       <w:r>
         <w:rPr>
           <w:sz w:val="72"/>
           <w:szCs w:val="72"/>
           <w:lang w:val="en-US"/>
         </w:rPr>
-        <w:t>For</w:t>
-      </w:r>
-      <w:proofErr w:type="gramEnd"/>
+        <w:t xml:space="preserve"> </w:t>
+      </w:r>
       <w:r>
         <w:rPr>
           <w:sz w:val="72"/>
           <w:szCs w:val="72"/>
           <w:lang w:val="en-US"/>
         </w:rPr>
-        <w:t xml:space="preserve"> Data Cleaning</w:t>
+        <w:t>Data Cleaning</w:t>
       </w:r>
     </w:p>
     <w:p>
@@ -144,8 +142,200 @@
           <w:szCs w:val="36"/>
           <w:lang w:val="en-US"/>
         </w:rPr>
-        <w:t xml:space="preserve">STEP3: Changed Data Type for each column </w:t>
-      </w:r>
+        <w:t>STEP</w:t>
+      </w:r>
+      <w:r>
+        <w:rPr>
+          <w:sz w:val="36"/>
+          <w:szCs w:val="36"/>
+          <w:lang w:val="en-US"/>
+        </w:rPr>
+        <w:t xml:space="preserve"> </w:t>
+      </w:r>
+      <w:r>
+        <w:rPr>
+          <w:sz w:val="36"/>
+          <w:szCs w:val="36"/>
+          <w:lang w:val="en-US"/>
+        </w:rPr>
+        <w:t>3: Changed Data Type for each column</w:t>
+      </w:r>
+      <w:r>
+        <w:rPr>
+          <w:sz w:val="36"/>
+          <w:szCs w:val="36"/>
+          <w:lang w:val="en-US"/>
+        </w:rPr>
+        <w:t>.</w:t>
+      </w:r>
+      <w:r>
+        <w:rPr>
+          <w:sz w:val="36"/>
+          <w:szCs w:val="36"/>
+          <w:lang w:val="en-US"/>
+        </w:rPr>
+        <w:t xml:space="preserve"> </w:t>
+      </w:r>
+    </w:p>
+    <w:p>
+      <w:pPr>
+        <w:rPr>
+          <w:sz w:val="36"/>
+          <w:szCs w:val="36"/>
+          <w:lang w:val="en-US"/>
+        </w:rPr>
+      </w:pPr>
+      <w:r>
+        <w:rPr>
+          <w:sz w:val="36"/>
+          <w:szCs w:val="36"/>
+          <w:lang w:val="en-US"/>
+        </w:rPr>
+        <w:t>STEP 4: Handled Blank Cells.</w:t>
+      </w:r>
+    </w:p>
+    <w:p>
+      <w:pPr>
+        <w:pStyle w:val="ListParagraph"/>
+        <w:numPr>
+          <w:ilvl w:val="0"/>
+          <w:numId w:val="1"/>
+        </w:numPr>
+        <w:rPr>
+          <w:sz w:val="36"/>
+          <w:szCs w:val="36"/>
+          <w:lang w:val="en-US"/>
+        </w:rPr>
+      </w:pPr>
+      <w:r>
+        <w:rPr>
+          <w:sz w:val="36"/>
+          <w:szCs w:val="36"/>
+          <w:lang w:val="en-US"/>
+        </w:rPr>
+        <w:t>Replaced blanks with “ NO COUPON”</w:t>
+      </w:r>
+    </w:p>
+    <w:p>
+      <w:pPr>
+        <w:ind w:left="75"/>
+        <w:rPr>
+          <w:sz w:val="36"/>
+          <w:szCs w:val="36"/>
+          <w:lang w:val="en-US"/>
+        </w:rPr>
+      </w:pPr>
+      <w:r>
+        <w:rPr>
+          <w:sz w:val="36"/>
+          <w:szCs w:val="36"/>
+          <w:lang w:val="en-US"/>
+        </w:rPr>
+        <w:t xml:space="preserve">STEP 5: Removed duplicates </w:t>
+      </w:r>
+    </w:p>
+    <w:p>
+      <w:pPr>
+        <w:pStyle w:val="ListParagraph"/>
+        <w:numPr>
+          <w:ilvl w:val="0"/>
+          <w:numId w:val="1"/>
+        </w:numPr>
+        <w:rPr>
+          <w:sz w:val="36"/>
+          <w:szCs w:val="36"/>
+          <w:lang w:val="en-US"/>
+        </w:rPr>
+      </w:pPr>
+      <w:r>
+        <w:rPr>
+          <w:sz w:val="36"/>
+          <w:szCs w:val="36"/>
+          <w:lang w:val="en-US"/>
+        </w:rPr>
+        <w:t>Removed duplicates from ORDER ID column.</w:t>
+      </w:r>
+    </w:p>
+    <w:p>
+      <w:pPr>
+        <w:ind w:left="75"/>
+        <w:rPr>
+          <w:sz w:val="36"/>
+          <w:szCs w:val="36"/>
+          <w:lang w:val="en-US"/>
+        </w:rPr>
+      </w:pPr>
+      <w:r>
+        <w:rPr>
+          <w:sz w:val="36"/>
+          <w:szCs w:val="36"/>
+          <w:lang w:val="en-US"/>
+        </w:rPr>
+        <w:t xml:space="preserve">STEP 6: Filtered rows. </w:t>
+      </w:r>
+    </w:p>
+    <w:p>
+      <w:pPr>
+        <w:ind w:left="75"/>
+        <w:rPr>
+          <w:sz w:val="36"/>
+          <w:szCs w:val="36"/>
+          <w:lang w:val="en-US"/>
+        </w:rPr>
+      </w:pPr>
+      <w:r>
+        <w:rPr>
+          <w:sz w:val="36"/>
+          <w:szCs w:val="36"/>
+          <w:lang w:val="en-US"/>
+        </w:rPr>
+        <w:t>STEP 7: Exported data from Power Query back into Excel.</w:t>
+      </w:r>
+    </w:p>
+    <w:p>
+      <w:pPr>
+        <w:ind w:left="75"/>
+        <w:rPr>
+          <w:sz w:val="36"/>
+          <w:szCs w:val="36"/>
+          <w:lang w:val="en-US"/>
+        </w:rPr>
+      </w:pPr>
+      <w:r>
+        <w:rPr>
+          <w:sz w:val="36"/>
+          <w:szCs w:val="36"/>
+          <w:lang w:val="en-US"/>
+        </w:rPr>
+        <w:t xml:space="preserve">STEP 8: Renamed </w:t>
+      </w:r>
+      <w:r>
+        <w:rPr>
+          <w:sz w:val="36"/>
+          <w:szCs w:val="36"/>
+          <w:lang w:val="en-US"/>
+        </w:rPr>
+        <w:t xml:space="preserve">to “ Cleaned Dataset” </w:t>
+      </w:r>
+    </w:p>
+    <w:p>
+      <w:pPr>
+        <w:ind w:left="75"/>
+        <w:rPr>
+          <w:sz w:val="36"/>
+          <w:szCs w:val="36"/>
+          <w:lang w:val="en-US"/>
+        </w:rPr>
+      </w:pPr>
+    </w:p>
+    <w:p>
+      <w:pPr>
+        <w:rPr>
+          <w:sz w:val="36"/>
+          <w:szCs w:val="36"/>
+          <w:lang w:val="en-US"/>
+        </w:rPr>
+      </w:pPr>
     </w:p>
     <w:p>
       <w:pPr>
@@ -169,6 +359,7 @@
           <w:szCs w:val="36"/>
           <w:lang w:val="en-US"/>
         </w:rPr>
+        <w:lastRenderedPageBreak/>
         <w:t xml:space="preserve"> </w:t>
       </w:r>
       <w:r>
@@ -215,6 +406,127 @@
     </w:sectPr>
   </w:body>
 </w:document>
+</file>
+
+<file path=word/numbering.xml><?xml version="1.0" encoding="utf-8"?>
+<w:numbering xmlns:wpc="http://schemas.microsoft.com/office/word/2010/wordprocessingCanvas" xmlns:cx="http://schemas.microsoft.com/office/drawing/2014/chartex" xmlns:cx1="http://schemas.microsoft.com/office/drawing/2015/9/8/chartex" xmlns:cx2="http://schemas.microsoft.com/office/drawing/2015/10/21/chartex" xmlns:cx3="http://schemas.microsoft.com/office/drawing/2016/5/9/chartex" xmlns:cx4="http://schemas.microsoft.com/office/drawing/2016/5/10/chartex" xmlns:cx5="http://schemas.microsoft.com/office/drawing/2016/5/11/chartex" xmlns:cx6="http://schemas.microsoft.com/office/drawing/2016/5/12/chartex" xmlns:cx7="http://schemas.microsoft.com/office/drawing/2016/5/13/chartex" xmlns:cx8="http://schemas.microsoft.com/office/drawing/2016/5/14/chartex" xmlns:mc="http://schemas.openxmlformats.org/markup-compatibility/2006" xmlns:aink="http://schemas.microsoft.com/office/drawing/2016/ink" xmlns:am3d="http://schemas.microsoft.com/office/drawing/2017/model3d" xmlns:o="urn:schemas-microsoft-com:office:office" xmlns:r="http://schemas.openxmlformats.org/officeDocument/2006/relationships" xmlns:m="http://schemas.openxmlformats.org/officeDocument/2006/math" xmlns:v="urn:schemas-microsoft-com:vml" xmlns:wp14="http://schemas.microsoft.com/office/word/2010/wordprocessingDrawing" xmlns:wp="http://schemas.openxmlformats.org/drawingml/2006/wordprocessingDrawing" xmlns:w10="urn:schemas-microsoft-com:office:word" xmlns:w="http://schemas.openxmlformats.org/wordprocessingml/2006/main" xmlns:w14="http://schemas.microsoft.com/office/word/2010/wordml" xmlns:w15="http://schemas.microsoft.com/office/word/2012/wordml" xmlns:w16cex="http://schemas.microsoft.com/office/word/2018/wordml/cex" xmlns:w16cid="http://schemas.microsoft.com/office/word/2016/wordml/cid" xmlns:w16="http://schemas.microsoft.com/office/word/2018/wordml" xmlns:w16sdtdh="http://schemas.microsoft.com/office/word/2020/wordml/sdtdatahash" xmlns:w16se="http://schemas.microsoft.com/office/word/2015/wordml/symex" xmlns:wpg="http://schemas.microsoft.com/office/word/2010/wordprocessingGroup" xmlns:wpi="http://schemas.microsoft.com/office/word/2010/wordprocessingInk" xmlns:wne="http://schemas.microsoft.com/office/word/2006/wordml" xmlns:wps="http://schemas.microsoft.com/office/word/2010/wordprocessingShape" mc:Ignorable="w14 w15 w16se w16cid w16 w16cex w16sdtdh wp14">
+  <w:abstractNum w:abstractNumId="0" w15:restartNumberingAfterBreak="0">
+    <w:nsid w:val="00515C0E"/>
+    <w:multiLevelType w:val="hybridMultilevel"/>
+    <w:tmpl w:val="E090AC04"/>
+    <w:lvl w:ilvl="0" w:tplc="08090001">
+      <w:start w:val="1"/>
+      <w:numFmt w:val="bullet"/>
+      <w:lvlText w:val=""/>
+      <w:lvlJc w:val="left"/>
+      <w:pPr>
+        <w:ind w:left="795" w:hanging="360"/>
+      </w:pPr>
+      <w:rPr>
+        <w:rFonts w:ascii="Symbol" w:hAnsi="Symbol" w:hint="default"/>
+      </w:rPr>
+    </w:lvl>
+    <w:lvl w:ilvl="1" w:tplc="08090003" w:tentative="1">
+      <w:start w:val="1"/>
+      <w:numFmt w:val="bullet"/>
+      <w:lvlText w:val="o"/>
+      <w:lvlJc w:val="left"/>
+      <w:pPr>
+        <w:ind w:left="1515" w:hanging="360"/>
+      </w:pPr>
+      <w:rPr>
+        <w:rFonts w:ascii="Courier New" w:hAnsi="Courier New" w:cs="Courier New" w:hint="default"/>
+      </w:rPr>
+    </w:lvl>
+    <w:lvl w:ilvl="2" w:tplc="08090005" w:tentative="1">
+      <w:start w:val="1"/>
+      <w:numFmt w:val="bullet"/>
+      <w:lvlText w:val=""/>
+      <w:lvlJc w:val="left"/>
+      <w:pPr>
+        <w:ind w:left="2235" w:hanging="360"/>
+      </w:pPr>
+      <w:rPr>
+        <w:rFonts w:ascii="Wingdings" w:hAnsi="Wingdings" w:hint="default"/>
+      </w:rPr>
+    </w:lvl>
+    <w:lvl w:ilvl="3" w:tplc="08090001" w:tentative="1">
+      <w:start w:val="1"/>
+      <w:numFmt w:val="bullet"/>
+      <w:lvlText w:val=""/>
+      <w:lvlJc w:val="left"/>
+      <w:pPr>
+        <w:ind w:left="2955" w:hanging="360"/>
+      </w:pPr>
+      <w:rPr>
+        <w:rFonts w:ascii="Symbol" w:hAnsi="Symbol" w:hint="default"/>
+      </w:rPr>
+    </w:lvl>
+    <w:lvl w:ilvl="4" w:tplc="08090003" w:tentative="1">
+      <w:start w:val="1"/>
+      <w:numFmt w:val="bullet"/>
+      <w:lvlText w:val="o"/>
+      <w:lvlJc w:val="left"/>
+      <w:pPr>
+        <w:ind w:left="3675" w:hanging="360"/>
+      </w:pPr>
+      <w:rPr>
+        <w:rFonts w:ascii="Courier New" w:hAnsi="Courier New" w:cs="Courier New" w:hint="default"/>
+      </w:rPr>
+    </w:lvl>
+    <w:lvl w:ilvl="5" w:tplc="08090005" w:tentative="1">
+      <w:start w:val="1"/>
+      <w:numFmt w:val="bullet"/>
+      <w:lvlText w:val=""/>
+      <w:lvlJc w:val="left"/>
+      <w:pPr>
+        <w:ind w:left="4395" w:hanging="360"/>
+      </w:pPr>
+      <w:rPr>
+        <w:rFonts w:ascii="Wingdings" w:hAnsi="Wingdings" w:hint="default"/>
+      </w:rPr>
+    </w:lvl>
+    <w:lvl w:ilvl="6" w:tplc="08090001" w:tentative="1">
+      <w:start w:val="1"/>
+      <w:numFmt w:val="bullet"/>
+      <w:lvlText w:val=""/>
+      <w:lvlJc w:val="left"/>
+      <w:pPr>
+        <w:ind w:left="5115" w:hanging="360"/>
+      </w:pPr>
+      <w:rPr>
+        <w:rFonts w:ascii="Symbol" w:hAnsi="Symbol" w:hint="default"/>
+      </w:rPr>
+    </w:lvl>
+    <w:lvl w:ilvl="7" w:tplc="08090003" w:tentative="1">
+      <w:start w:val="1"/>
+      <w:numFmt w:val="bullet"/>
+      <w:lvlText w:val="o"/>
+      <w:lvlJc w:val="left"/>
+      <w:pPr>
+        <w:ind w:left="5835" w:hanging="360"/>
+      </w:pPr>
+      <w:rPr>
+        <w:rFonts w:ascii="Courier New" w:hAnsi="Courier New" w:cs="Courier New" w:hint="default"/>
+      </w:rPr>
+    </w:lvl>
+    <w:lvl w:ilvl="8" w:tplc="08090005" w:tentative="1">
+      <w:start w:val="1"/>
+      <w:numFmt w:val="bullet"/>
+      <w:lvlText w:val=""/>
+      <w:lvlJc w:val="left"/>
+      <w:pPr>
+        <w:ind w:left="6555" w:hanging="360"/>
+      </w:pPr>
+      <w:rPr>
+        <w:rFonts w:ascii="Wingdings" w:hAnsi="Wingdings" w:hint="default"/>
+      </w:rPr>
+    </w:lvl>
+  </w:abstractNum>
+  <w:num w:numId="1">
+    <w:abstractNumId w:val="0"/>
+  </w:num>
+</w:numbering>
 </file>
 
 <file path=word/styles.xml><?xml version="1.0" encoding="utf-8"?>
@@ -643,6 +955,17 @@
     <w:semiHidden/>
     <w:unhideWhenUsed/>
   </w:style>
+  <w:style w:type="paragraph" w:styleId="ListParagraph">
+    <w:name w:val="List Paragraph"/>
+    <w:basedOn w:val="Normal"/>
+    <w:uiPriority w:val="34"/>
+    <w:qFormat/>
+    <w:rsid w:val="00434ADE"/>
+    <w:pPr>
+      <w:ind w:left="720"/>
+      <w:contextualSpacing/>
+    </w:pPr>
+  </w:style>
 </w:styles>
 </file>
 
